--- a/flow/20240204_zachala_ev/iv065c.docx
+++ b/flow/20240204_zachala_ev/iv065c.docx
@@ -60,19 +60,17 @@
         </w:rPr>
         <w:t xml:space="preserve"> </w:t>
       </w:r>
-      <w:proofErr w:type="spellStart"/>
-      <w:r>
-        <w:rPr>
-          <w:color w:val="000000"/>
-        </w:rPr>
-        <w:t>Якже</w:t>
-      </w:r>
-      <w:proofErr w:type="spellEnd"/>
-      <w:r>
-        <w:rPr>
-          <w:color w:val="000000"/>
-        </w:rPr>
-        <w:t xml:space="preserve"> звечоріло, того самого дня, першого в тижні, і двері були замкнені там, де були учні, зі страху перед юдеями, прийшов Ісус, став посередині й каже їм:</w:t>
+      <w:r>
+        <w:rPr>
+          <w:color w:val="000000"/>
+        </w:rPr>
+        <w:t>Коли настав вечір</w:t>
+      </w:r>
+      <w:r>
+        <w:rPr>
+          <w:color w:val="000000"/>
+        </w:rPr>
+        <w:t>, того самого дня, першого в тижні, і двері були замкнені там, де були учні, зі страху перед юдеями, прийшов Ісус, став посередині й каже їм:</w:t>
       </w:r>
     </w:p>
     <w:p>
@@ -220,7 +218,31 @@
         <w:rPr>
           <w:color w:val="000000"/>
         </w:rPr>
-        <w:t>відпустяться їм, кому ж задержите – задержаться.</w:t>
+        <w:t xml:space="preserve">відпустяться їм, кому ж </w:t>
+      </w:r>
+      <w:r>
+        <w:rPr>
+          <w:color w:val="000000"/>
+        </w:rPr>
+        <w:t>затримаєте</w:t>
+      </w:r>
+      <w:r>
+        <w:rPr>
+          <w:color w:val="000000"/>
+        </w:rPr>
+        <w:t xml:space="preserve"> – </w:t>
+      </w:r>
+      <w:r>
+        <w:rPr>
+          <w:color w:val="000000"/>
+        </w:rPr>
+        <w:t>затримаються</w:t>
+      </w:r>
+      <w:r>
+        <w:rPr>
+          <w:color w:val="000000"/>
+        </w:rPr>
+        <w:t>.</w:t>
       </w:r>
     </w:p>
     <w:p>
